--- a/src/data/cover_letters_2026-03-24/mycophyto_jobs_data-scientist-bio-informaticien-h-f_grasse.docx
+++ b/src/data/cover_letters_2026-03-24/mycophyto_jobs_data-scientist-bio-informaticien-h-f_grasse.docx
@@ -33,7 +33,7 @@
         <w:spacing w:after="0"/>
       </w:pPr>
       <w:r>
-        <w:t>These opportunities have allowed me to sharpen my Python skills while working with the modern data stack (check my GitHub: https://github.com/ohassanaly). I bridge the gap between those technologies and domain experts to create business value. In doing so, I realized that I have strong presentation and communication skills, and am very good at giving presentations to technical and executive audiences. For instance, I currently teach lectures on data warehouses and artificial intelligence at Paris Cité University to Master's students in health sciences.</w:t>
+        <w:t>These experiences have honed my Python skills, which are integral to the role of Data Scientist - Bio Informaticien you are offering. I have successfully bridged the gap between technology and domain experts, creating business value through data. My proficiency in data visualization and analysis is complemented by my teaching role at Paris Cité University, where I lecture on data warehouses and artificial intelligence.</w:t>
       </w:r>
     </w:p>
     <w:p>
@@ -46,7 +46,7 @@
         <w:spacing w:after="0"/>
       </w:pPr>
       <w:r>
-        <w:t>Discovery and curiosity are second nature to me. I am constantly developing my ability to adapt, both in my leisure activities (chess, salsa dancing, capoeira, music, language learning) and in my professional life. At the end of 2025, I had the unique opportunity to impact the digital strategy of the Haematology Department at São Paulo Central Hospital, working alongside its IT team to provide them with a unified access to patient data.</w:t>
+        <w:t>Discovery and curiosity are second nature to me. I am constantly developing my ability to adapt, both in my leisure activities and in my professional life. At the end of 2025, I had the unique opportunity to impact the digital strategy of the Haematology Department at São Paulo Central Hospital, working alongside its IT team to provide them with a unified access to patient data—a project that aligns with managing data sources and integrating them into daily operations as outlined in your job description.</w:t>
       </w:r>
     </w:p>
     <w:p>
@@ -59,7 +59,7 @@
         <w:spacing w:after="0"/>
       </w:pPr>
       <w:r>
-        <w:t>In my spare time, I make sure to stay up to date with the latest advances in my field by following the SuperDataScience podcast, as well as major tech players such as Sam Altman and Andrej Karpathy. I also like to sharpen my business acumen by following Matthieu Stefani's Génération do It Yourself podcast. I am currently deeply fascinated by the subject of agent-based AI and by all the use cases that harness its potential to create business value.</w:t>
+        <w:t>In my spare time, I stay updated with the latest advances in my field by following relevant podcasts and thought leaders, and I am particularly fascinated by agent-based AI. This aligns with your requirement for someone who maintains existing models and proposes new ones based on business needs.</w:t>
       </w:r>
     </w:p>
     <w:p>
@@ -72,7 +72,7 @@
         <w:spacing w:after="0"/>
       </w:pPr>
       <w:r>
-        <w:t>Dynamic, curious, and aware of the importance of teamwork in order to achieve more, I combine technical expertise with presentation and communication skills. I am particularly drawn to your Data Scientist - Bio Informaticien position because it involves managing data sources and integrating open data into decision-making systems, which aligns with my experience in data analysis and visualization. My background in Python and knowledge of machine learning would be an asset in developing algorithms to support decision-making processes in your team. Additionally, my ability to work in multidisciplinary teams and communicate complex ideas effectively makes me confident in my capacity to contribute to your data team, under the guidance of the Chief Data Officer.</w:t>
+        <w:t xml:space="preserve">Dynamic, curious, and aware of the importance of teamwork, I combine technical expertise with exceptional communication skills. I am enthusiastic about joining your team to enhance data management and model development, ensuring your organization maximizes its data assets. </w:t>
       </w:r>
     </w:p>
     <w:p>
@@ -85,7 +85,7 @@
         <w:spacing w:after="0"/>
       </w:pPr>
       <w:r>
-        <w:t>I am enthusiastic about helping organizations to get the most out of their data assets and look forward to the possibility of contributing to your innovative projects.</w:t>
+        <w:t>Thank you for considering my application. I look forward to the possibility of contributing to your innovative team.</w:t>
       </w:r>
     </w:p>
     <w:sectPr>
